--- a/data/human_paras/human_para_61.docx
+++ b/data/human_paras/human_para_61.docx
@@ -4,7 +4,7 @@
   <w:body>
     <w:p>
       <w:r>
-        <w:t>The route of transmission of Ebola viruses is the direct and repeated contact with the infected person. The viruses are transmitted from the touch, body fluids, and exposure of skin to the infected person. The body fluids such as semen, blood, sweat, urine, diarrhea, the vomit of infected person are the cause of the transmission of Ebola. Similarly. Using contaminated objects such as clothes, utensils, medical equipment, and so on is the route of transmission of Ebola. Even the survivors of Ebola are not fully cleared from the virus. It remains in the inner eyes, central nervous system, and cerebrospinal fluid of survivors (Ref-s071588). The virus also remains on dry places, counter knobs, and doorknobs for several hours thus, these are also the possible factors of transmission.</w:t>
+        <w:t>The international outbreak of the Ebola virus is in 2014-2016. Initially, the first cases were reported in 1976 in South Sudan and Yambuku, DRC. It occurred near the Ebola River thus, it got its name from it. The largest outbreak of Ebola started from Guinea and spread across Liberia and Sierra Leona. The WHO declared outbreaks of Ebola in West Africa on March 23, 2014 (CDC, 2020). It spreads later on in seven other countries such as Mali, Italy, Senegal, Spain, Nigeria, the United States, and the United Kingdom.</w:t>
       </w:r>
     </w:p>
     <w:sectPr>
